--- a/doc/passport_deephire_filled.docx
+++ b/doc/passport_deephire_filled.docx
@@ -282,9 +282,7 @@
           <w:numId w:val="32"/>
         </w:numPr>
       </w:pPr>
-      <w:r>
-        <w:t>Redis;</w:t>
-      </w:r>
+      <w:r/>
     </w:p>
     <w:p>
       <w:pPr>
@@ -461,7 +459,7 @@
         </w:numPr>
       </w:pPr>
       <w:r>
-        <w:t>Reverse Proxy;</w:t>
+        <w:t>Nginx Reverse Proxy (порт 8385) — единственный опубликованный порт;</w:t>
       </w:r>
     </w:p>
     <w:p>
@@ -483,7 +481,7 @@
         </w:numPr>
       </w:pPr>
       <w:r>
-        <w:t>API Gateway.</w:t>
+        <w:t>IP allowlist на уровне firewall.</w:t>
       </w:r>
     </w:p>
     <w:p>
@@ -527,7 +525,7 @@
     </w:p>
     <w:p>
       <w:r>
-        <w:t>Прямой доступ пользователей к:</w:t>
+        <w:t>Пользователи работают с системой исключительно через web-интерфейс (Nginx, порт 8385). Прямой доступ к инфраструктурным компонентам (MongoDB, Qdrant, Redis, MinIO, Ollama) для пользователей не предусмотрен.</w:t>
       </w:r>
     </w:p>
     <w:p>
@@ -537,9 +535,7 @@
           <w:numId w:val="37"/>
         </w:numPr>
       </w:pPr>
-      <w:r>
-        <w:t>БД;</w:t>
-      </w:r>
+      <w:r/>
     </w:p>
     <w:p>
       <w:pPr>
@@ -548,9 +544,7 @@
           <w:numId w:val="37"/>
         </w:numPr>
       </w:pPr>
-      <w:r>
-        <w:t>Vector DB;</w:t>
-      </w:r>
+      <w:r/>
     </w:p>
     <w:p>
       <w:pPr>
@@ -559,9 +553,7 @@
           <w:numId w:val="37"/>
         </w:numPr>
       </w:pPr>
-      <w:r>
-        <w:t>Redis;</w:t>
-      </w:r>
+      <w:r/>
     </w:p>
     <w:p>
       <w:pPr>
@@ -570,9 +562,7 @@
           <w:numId w:val="37"/>
         </w:numPr>
       </w:pPr>
-      <w:r>
-        <w:t>Kubernetes API;</w:t>
-      </w:r>
+      <w:r/>
     </w:p>
     <w:p>
       <w:pPr>
@@ -581,13 +571,8 @@
           <w:numId w:val="37"/>
         </w:numPr>
       </w:pPr>
-      <w:r>
-        <w:t>GPU nodes;</w:t>
-      </w:r>
-      <w:r>
-        <w:br/>
-        <w:t>не используется.</w:t>
-      </w:r>
+      <w:r/>
+      <w:r/>
     </w:p>
     <w:p>
       <w:r>
@@ -873,6 +858,24 @@
     <w:p>
       <w:r>
         <w:t>Система интегрирована со следующими сервисами:</w:t>
+        <w:br/>
+        <w:br/>
+        <w:t>5.1. Внешние интеграции:</w:t>
+        <w:br/>
+        <w:t>— HH.uz API (hh.uz) — OAuth2 per-user (multi-account), поиск резюме кандидатов, детали кандидатов;</w:t>
+        <w:br/>
+        <w:br/>
+        <w:t>5.2. Внутренняя инфраструктура (не внешние интеграции):</w:t>
+        <w:br/>
+        <w:t>— MongoDB (БД deephire: users, vacancies, candidates, hh_tokens);</w:t>
+        <w:br/>
+        <w:t>— Qdrant (векторное хранилище, коллекция uzbek_candidates, 768-dim COSINE);</w:t>
+        <w:br/>
+        <w:t>— Redis (кэш поисковых запросов HH.uz, TTL 3600 сек);</w:t>
+        <w:br/>
+        <w:t>— MinIO (объектное хранилище, bucket deephire-uploads, оригиналы резюме PDF/DOCX);</w:t>
+        <w:br/>
+        <w:t>— Ollama (on-prem LLM-scoring + nomic-embed-text embeddings).</w:t>
       </w:r>
     </w:p>
     <w:p>
@@ -882,9 +885,7 @@
           <w:numId w:val="41"/>
         </w:numPr>
       </w:pPr>
-      <w:r>
-        <w:t>HH.uz API (hh.uz) — OAuth2 per-user (multi-account), поиск резюме, детали кандидатов;</w:t>
-      </w:r>
+      <w:r/>
     </w:p>
     <w:p>
       <w:pPr>
@@ -893,9 +894,7 @@
           <w:numId w:val="41"/>
         </w:numPr>
       </w:pPr>
-      <w:r>
-        <w:t>MongoDB (deephire) — хранение пользователей, вакансий, кандидатов, HH-токенов;</w:t>
-      </w:r>
+      <w:r/>
     </w:p>
     <w:p>
       <w:pPr>
@@ -904,9 +903,7 @@
           <w:numId w:val="41"/>
         </w:numPr>
       </w:pPr>
-      <w:r>
-        <w:t>Qdrant — векторный поиск кандидатов из пула;</w:t>
-      </w:r>
+      <w:r/>
     </w:p>
     <w:p>
       <w:pPr>
@@ -915,9 +912,7 @@
           <w:numId w:val="41"/>
         </w:numPr>
       </w:pPr>
-      <w:r>
-        <w:t>Redis — кэш поисковых запросов HH.uz (TTL 3600 сек);</w:t>
-      </w:r>
+      <w:r/>
     </w:p>
     <w:p>
       <w:pPr>
@@ -926,9 +921,7 @@
           <w:numId w:val="41"/>
         </w:numPr>
       </w:pPr>
-      <w:r>
-        <w:t>Ollama — LLM-scoring кандидатов + embeddings (nomic-embed-text);</w:t>
-      </w:r>
+      <w:r/>
     </w:p>
     <w:p>
       <w:pPr>
@@ -937,9 +930,7 @@
           <w:numId w:val="41"/>
         </w:numPr>
       </w:pPr>
-      <w:r>
-        <w:t>MinIO — хранение загруженных резюме PDF/DOCX (bucket deephire-uploads);</w:t>
-      </w:r>
+      <w:r/>
     </w:p>
     <w:p>
       <w:pPr>
@@ -969,9 +960,7 @@
       <w:r/>
     </w:p>
     <w:p>
-      <w:r>
-        <w:t>Перечень интеграций приведён в Приложении.</w:t>
-      </w:r>
+      <w:r/>
     </w:p>
     <w:p/>
     <w:p>
@@ -2223,9 +2212,7 @@
           <w:numId w:val="56"/>
         </w:numPr>
       </w:pPr>
-      <w:r>
-        <w:t>БД;</w:t>
-      </w:r>
+      <w:r/>
     </w:p>
     <w:p>
       <w:pPr>

--- a/doc/passport_deephire_filled.docx
+++ b/doc/passport_deephire_filled.docx
@@ -96,7 +96,7 @@
         </w:numPr>
       </w:pPr>
       <w:r>
-        <w:t>Векторный поиск кандидатов из пула (Qdrant, модель nomic-embed-text, 768-dim COSINE);</w:t>
+        <w:t>Векторный поиск кандидатов из пула (Qdrant, модель bge-m3:latest, 1024-dim COSINE);</w:t>
       </w:r>
     </w:p>
     <w:p>
@@ -239,7 +239,7 @@
         </w:numPr>
       </w:pPr>
       <w:r>
-        <w:t>AI/LLM inference — Ollama (on-prem, host.docker.internal:11434): LLM-scoring + nomic-embed-text embeddings;</w:t>
+        <w:t>AI/LLM inference — Ollama (on-prem, host.docker.internal:11434): LLM-scoring + bge-m3:latest embeddings;</w:t>
       </w:r>
     </w:p>
     <w:p>
@@ -261,7 +261,7 @@
         </w:numPr>
       </w:pPr>
       <w:r>
-        <w:t>Vector Database — Qdrant (host.docker.internal:6333): коллекция uzbek_candidates, 768-dim COSINE;</w:t>
+        <w:t>Vector Database — Qdrant (host.docker.internal:6333): коллекция uzbek_candidates, 1024-dim COSINE;</w:t>
       </w:r>
     </w:p>
     <w:p>
@@ -869,13 +869,13 @@
         <w:br/>
         <w:t>— MongoDB (БД deephire: users, vacancies, candidates, hh_tokens);</w:t>
         <w:br/>
-        <w:t>— Qdrant (векторное хранилище, коллекция uzbek_candidates, 768-dim COSINE);</w:t>
+        <w:t>— Qdrant (векторное хранилище, коллекция uzbek_candidates, 1024-dim COSINE);</w:t>
         <w:br/>
         <w:t>— Redis (кэш поисковых запросов HH.uz, TTL 3600 сек);</w:t>
         <w:br/>
         <w:t>— MinIO (объектное хранилище, bucket deephire-uploads, оригиналы резюме PDF/DOCX);</w:t>
         <w:br/>
-        <w:t>— Ollama (on-prem LLM-scoring + nomic-embed-text embeddings).</w:t>
+        <w:t>— Ollama (on-prem LLM-scoring + bge-m3:latest embeddings).</w:t>
       </w:r>
     </w:p>
     <w:p>
@@ -2138,7 +2138,7 @@
         </w:numPr>
       </w:pPr>
       <w:r>
-        <w:t>Dense vector embeddings — nomic-embed-text (768-dim, COSINE) для Qdrant Talent Pool;</w:t>
+        <w:t>Dense vector embeddings — bge-m3:latest (1024-dim, COSINE) для Qdrant Talent Pool;</w:t>
       </w:r>
     </w:p>
     <w:p>

--- a/doc/passport_deephire_filled.docx
+++ b/doc/passport_deephire_filled.docx
@@ -250,7 +250,7 @@
         </w:numPr>
       </w:pPr>
       <w:r>
-        <w:t>Reverse Proxy — Nginx (порт 8385 внешний): /api/ → backend, / → frontend, /callback → backend;</w:t>
+        <w:t>Reverse Proxy — Nginx (порт 8385 внешний): Terminates HTTPS/TLS; /api/ → backend, / → frontend, /callback → backend OAuth2;</w:t>
       </w:r>
     </w:p>
     <w:p>
@@ -272,7 +272,7 @@
         </w:numPr>
       </w:pPr>
       <w:r>
-        <w:t>Document DB — MongoDB (host.docker.internal:27017): БД deephire (users, vacancies, candidates, hh_tokens);</w:t>
+        <w:t>Document DB — MongoDB (host.docker.internal:27017): БД deephire (users, vacancies, candidates, hh_tokens); PostgreSQL (метаданные, users, RBAC); Elasticsearch / Splunk (логи, full-text) → SIEM;</w:t>
       </w:r>
     </w:p>
     <w:p>
@@ -303,7 +303,7 @@
         </w:numPr>
       </w:pPr>
       <w:r>
-        <w:t>Inference nodes — хост-сервер с GPU/CPU для Ollama;</w:t>
+        <w:t>LLM Inference — GPU Cluster (on-prem): LLM Serving (vLLM/TGI/Ollama) + GPU nodes (Llama/Qwen/bge-m3:latest);</w:t>
       </w:r>
     </w:p>
     <w:p>
@@ -314,7 +314,9 @@
         </w:numPr>
       </w:pPr>
       <w:r>
-        <w:t>External API — HH.uz (hh.uz/hh.uz API): поиск резюме и вакансий, OAuth2.</w:t>
+        <w:t>External API — HH.uz + LinkedIn (Internet zone): поиск резюме, OAuth2;</w:t>
+        <w:br/>
+        <w:t>Sandbox / AV (Фильтрация ответа + Антивирус) — между Internet и Application Zone: все данные от HH.uz/LinkedIn проходят через sandbox перед попаданием в систему;</w:t>
       </w:r>
     </w:p>
     <w:p>
@@ -400,7 +402,7 @@
     </w:p>
     <w:p>
       <w:r>
-        <w:t>Сетевое взаимодействие: backend и frontend запущены в Docker, обращаются к инфраструктурным сервисам через host.docker.internal. Nginx слушает порт 8385 и проксирует трафик на внутренние контейнеры. Внешний доступ — только через Nginx.</w:t>
+        <w:t>Сетевое взаимодействие: backend и frontend в Docker (host.docker.internal для инфра). Nginx (8385) — единая точка входа. Internet-трафик (HH.uz / LinkedIn) проходит через Sandbox/AV перед попаданием в Application Zone. Прямой доступ к инфра-компонентам для пользователей не предусмотрен.</w:t>
       </w:r>
     </w:p>
     <w:p>
@@ -636,7 +638,11 @@
         </w:numPr>
       </w:pPr>
       <w:r>
-        <w:t>HH.uz API (hh.uz) — резюме кандидатов и вакансии (OAuth2 per-user);</w:t>
+        <w:t>HH.uz API (hh.uz) — резюме кандидатов, вакансии (OAuth2 per-user, multi-account);</w:t>
+        <w:br/>
+        <w:t>LinkedIn — резюме кандидатов (при наличии интеграции);</w:t>
+        <w:br/>
+        <w:t>Cleverstaff / DWH — внутренняя база кандидатов банка (если подключена);</w:t>
       </w:r>
     </w:p>
     <w:p>
@@ -862,20 +868,32 @@
         <w:br/>
         <w:t>5.1. Внешние интеграции:</w:t>
         <w:br/>
-        <w:t>— HH.uz API (hh.uz) — OAuth2 per-user (multi-account), поиск резюме кандидатов, детали кандидатов;</w:t>
+        <w:t>— HH.uz API (hh.uz) — OAuth2 per-user, поиск резюме, детали кандидатов;</w:t>
+        <w:br/>
+        <w:t>— LinkedIn (при наличии интеграции — резюме кандидатов);</w:t>
+        <w:br/>
+        <w:t>— Cleverstaff / DWH (внутренняя база кандидатов, если подключена).</w:t>
         <w:br/>
         <w:br/>
         <w:t>5.2. Внутренняя инфраструктура (не внешние интеграции):</w:t>
         <w:br/>
-        <w:t>— MongoDB (БД deephire: users, vacancies, candidates, hh_tokens);</w:t>
+        <w:t>— MongoDB (deephire: users, vacancies, candidates, hh_tokens);</w:t>
         <w:br/>
-        <w:t>— Qdrant (векторное хранилище, коллекция uzbek_candidates, 1024-dim COSINE);</w:t>
+        <w:t>— PostgreSQL (метаданные, users, RBAC);</w:t>
         <w:br/>
-        <w:t>— Redis (кэш поисковых запросов HH.uz, TTL 3600 сек);</w:t>
+        <w:t>— Qdrant (uzbek_candidates, 1024-dim COSINE, bge-m3:latest);</w:t>
         <w:br/>
-        <w:t>— MinIO (объектное хранилище, bucket deephire-uploads, оригиналы резюме PDF/DOCX);</w:t>
+        <w:t>— Redis (кэш HH.uz, TTL 3600с);</w:t>
         <w:br/>
-        <w:t>— Ollama (on-prem LLM-scoring + bge-m3:latest embeddings).</w:t>
+        <w:t>— MinIO (deephire-uploads, оригиналы резюме PDF/DOCX);</w:t>
+        <w:br/>
+        <w:t>— Elasticsearch / Splunk (логи, full-text → SIEM);</w:t>
+        <w:br/>
+        <w:t>— Ollama (on-prem LLM-scoring + bge-m3:latest embeddings);</w:t>
+        <w:br/>
+        <w:t>— Nexus Repository (Docker/PyPI/npm/HuggingFace, airgapped);</w:t>
+        <w:br/>
+        <w:t>— Langfuse (LLM observability); GitLab (CI/CD).</w:t>
       </w:r>
     </w:p>
     <w:p>
@@ -980,12 +998,12 @@
     </w:p>
     <w:p>
       <w:r>
-        <w:t>Аутентификация — JWT HS256 (python-jose + bcrypt). Один тип токена (access token, TTL 7 дней). Rate limiting на /api/auth/login — НЕ реализован.</w:t>
-      </w:r>
-    </w:p>
-    <w:p>
-      <w:r>
-        <w:t>MFA — не реализован в текущей версии. Рекомендуется добавить.</w:t>
+        <w:t>Аутентификация: Active Directory (SSO/LDAP/SAML/OIDC) — корпоративная идентификация. JWT HS256 (python-jose + bcrypt) для API-сессий, TTL 7 дней. Rate limit /api/auth/login: НЕ реализован — требует добавления.</w:t>
+      </w:r>
+    </w:p>
+    <w:p>
+      <w:r>
+        <w:t>MFA: через корпоративный AD/SSO. Для admin доступов — обязательна.</w:t>
       </w:r>
     </w:p>
     <w:p>
@@ -1171,7 +1189,7 @@
     </w:p>
     <w:p>
       <w:r>
-        <w:t>MFA — не реализован в текущей версии. Рекомендуется добавить.</w:t>
+        <w:t>MFA: через корпоративный AD/SSO. Для admin доступов — обязательна.</w:t>
       </w:r>
     </w:p>
     <w:p>
@@ -1356,7 +1374,7 @@
     </w:p>
     <w:p>
       <w:r>
-        <w:t>Передача персональных данных во внешние AI/LLM-сервисы без отдельного согласования не используется.</w:t>
+        <w:t>Все данные от внешних источников (HH.uz, LinkedIn) проходят через Sandbox / AV (фильтрация ответа + антивирус) до попадания в Application Zone. Передача ПДн кандидатов во внешние AI-сервисы без согласования не допускается.</w:t>
       </w:r>
     </w:p>
     <w:p>
@@ -1393,7 +1411,7 @@
         </w:numPr>
       </w:pPr>
       <w:r>
-        <w:t>HTTP-запросы (uvicorn access log);</w:t>
+        <w:t>Auth events (login, token, 401/403);</w:t>
       </w:r>
     </w:p>
     <w:p>
@@ -1404,7 +1422,7 @@
         </w:numPr>
       </w:pPr>
       <w:r>
-        <w:t>AI-scoring ошибки и тайм-ауты Ollama;</w:t>
+        <w:t>AI-scoring, data access, GDPR delete;</w:t>
       </w:r>
     </w:p>
     <w:p>
@@ -1471,7 +1489,7 @@
     </w:p>
     <w:p>
       <w:r>
-        <w:t>Серверы системы подключены к:</w:t>
+        <w:t>Серверы системы подключены к (EDR агент на каждом хосте):</w:t>
       </w:r>
     </w:p>
     <w:p>
@@ -1482,7 +1500,7 @@
         </w:numPr>
       </w:pPr>
       <w:r>
-        <w:t>AV;</w:t>
+        <w:t>EDR (MS Defender / Broadcom) — Nginx, UI, Admin, LLM nodes, Nexus;</w:t>
       </w:r>
     </w:p>
     <w:p>
@@ -1493,7 +1511,7 @@
         </w:numPr>
       </w:pPr>
       <w:r>
-        <w:t>centralized monitoring;</w:t>
+        <w:t>EDR Management → IBM QRadar (EDR detections / IOCs);</w:t>
       </w:r>
     </w:p>
     <w:p>
@@ -1504,7 +1522,7 @@
         </w:numPr>
       </w:pPr>
       <w:r>
-        <w:t>vulnerability management process.</w:t>
+        <w:t>TAP/SPAN → QRadar QFlow (NetFlow/IPFIX/DPI, Layer-7 app ID);</w:t>
       </w:r>
     </w:p>
     <w:p>
@@ -1572,7 +1590,7 @@
         </w:numPr>
       </w:pPr>
       <w:r>
-        <w:t>.env файл в корне проекта (вне Git-репозитория);</w:t>
+        <w:t>Secrets via Vault / Kubernetes Secrets или .env (вне Git, обязательно);</w:t>
       </w:r>
     </w:p>
     <w:p>
@@ -1942,7 +1960,7 @@
         </w:numPr>
       </w:pPr>
       <w:r>
-        <w:t>HTTP-запросы (uvicorn access log);</w:t>
+        <w:t>Auth events (login, token, 401/403);</w:t>
       </w:r>
     </w:p>
     <w:p>
@@ -1953,7 +1971,7 @@
         </w:numPr>
       </w:pPr>
       <w:r>
-        <w:t>HH.uz rate-limit события (WARNING уровень);</w:t>
+        <w:t>HH.uz API calls, rate-limit events, sandbox filter events;</w:t>
       </w:r>
     </w:p>
     <w:p>
@@ -1964,7 +1982,7 @@
         </w:numPr>
       </w:pPr>
       <w:r>
-        <w:t>AI-scoring ошибки и тайм-ауты Ollama;</w:t>
+        <w:t>AI-scoring, data access, GDPR delete;</w:t>
       </w:r>
     </w:p>
     <w:p>
@@ -1975,7 +1993,7 @@
         </w:numPr>
       </w:pPr>
       <w:r>
-        <w:t>⚠ Не логируются: события аутентификации, admin-действия, доступ к ПДн, изменения конфигурации.</w:t>
+        <w:t>Retention: 90+ дней hot / 1 год cold, immutable, hash-chain integrity.</w:t>
       </w:r>
     </w:p>
     <w:p>
@@ -2084,7 +2102,7 @@
         </w:numPr>
       </w:pPr>
       <w:r>
-        <w:t>Nessus;</w:t>
+        <w:t>Nessus / vulnerability scanner;</w:t>
       </w:r>
     </w:p>
     <w:p>
@@ -2095,7 +2113,7 @@
         </w:numPr>
       </w:pPr>
       <w:r>
-        <w:t>SAST/SCA scanning;</w:t>
+        <w:t>SAST/SCA (GitLab CI), container scanning;</w:t>
       </w:r>
     </w:p>
     <w:p>
@@ -2106,7 +2124,7 @@
         </w:numPr>
       </w:pPr>
       <w:r>
-        <w:t>CI/CD security controls.</w:t>
+        <w:t>Nexus — airgapped: Docker, PyPI, npm, HuggingFace models.</w:t>
       </w:r>
     </w:p>
     <w:p/>
@@ -2176,7 +2194,7 @@
     </w:p>
     <w:p>
       <w:r>
-        <w:t>Все AI-операции выполняются on-prem. Передача резюме/ПДн во внешние AI-сервисы не используется.</w:t>
+        <w:t>Все AI-операции (LLM-scoring, embeddings) on-prem. Данные кандидатов из HH.uz проходят Sandbox/AV перед обработкой LLM.</w:t>
       </w:r>
     </w:p>
     <w:p>

--- a/doc/passport_deephire_filled.docx
+++ b/doc/passport_deephire_filled.docx
@@ -221,6 +221,11 @@
       </w:r>
     </w:p>
     <w:p>
+      <w:r>
+        <w:t>Admin Panel (Management UI) — веб-интерфейс управления платформой: CRUD пользователей, управление агентами/документами/MCP-серверами, просмотр метрик, HITL approval queue; доступен только роли admin;</w:t>
+      </w:r>
+    </w:p>
+    <w:p>
       <w:pPr>
         <w:numPr>
           <w:ilvl w:val="0"/>
@@ -250,7 +255,7 @@
         </w:numPr>
       </w:pPr>
       <w:r>
-        <w:t>Reverse Proxy — Nginx (порт 8385 внешний): Terminates HTTPS/TLS; /api/ → backend, / → frontend, /callback → backend OAuth2;</w:t>
+        <w:t>Reverse Proxy — Nginx (порт 8385 внешний): Terminates HTTPS/TLS; /api/ → backend, / → frontend, /callback → backend OAuth2; /nexus → Nexus Repository (DevOps artifact pulls);</w:t>
       </w:r>
     </w:p>
     <w:p>
@@ -296,6 +301,11 @@
       </w:r>
     </w:p>
     <w:p>
+      <w:r>
+        <w:t>Ingestion Pipeline — парсинг резюме (PyMuPDF / python-docx), bge-m3:latest embeddings (1024-dim COSINE) → Qdrant (uzbek_candidates); источники: HH.uz API (OAuth2) / LinkedIn / файловая загрузка (PDF/DOCX); Ingestion Connector (crawler → chunk → embed → index); Sandbox / AV (Фильтрация + Антивирус) перед Application Zone для данных из Internet;</w:t>
+      </w:r>
+    </w:p>
+    <w:p>
       <w:pPr>
         <w:numPr>
           <w:ilvl w:val="0"/>
@@ -304,6 +314,11 @@
       </w:pPr>
       <w:r>
         <w:t>LLM Inference — GPU Cluster (on-prem): LLM Serving (vLLM/TGI/Ollama) + GPU nodes (Llama/Qwen/bge-m3:latest);</w:t>
+      </w:r>
+    </w:p>
+    <w:p>
+      <w:r>
+        <w:t>Supporting Services (Management Zone) — Nexus Repository (локальный реестр: PyPI · Maven · npm · Docker images · HuggingFace mirror — airgapped, без выхода в интернет); Langfuse (LLM observability/tracing: промпты, latency, token usage, evals); GitLab (CI/CD pipeline, code review, container scanning, secrets scanning); Monitoring (Prometheus / Grafana / Zabbix — метрики CPU/RAM/disk/network всех хостов);</w:t>
       </w:r>
     </w:p>
     <w:p>
@@ -325,6 +340,11 @@
       </w:r>
     </w:p>
     <w:p>
+      <w:r>
+        <w:t>Knowledge Sources Zone — Cleverstaff / DWH (база кандидатов); HH.uz / LinkedIn (Internet zone) → Sandbox/AV → Application Zone; файловая загрузка PDF/DOCX; Ingestion Connector → Qdrant uzbek_candidates + MinIO;</w:t>
+      </w:r>
+    </w:p>
+    <w:p>
       <w:pPr>
         <w:numPr>
           <w:ilvl w:val="0"/>
@@ -377,6 +397,11 @@
       </w:pPr>
       <w:r>
         <w:t>Management Zone.</w:t>
+      </w:r>
+    </w:p>
+    <w:p>
+      <w:r>
+        <w:t>Состав Management Zone: GitLab (CI/CD, версионный контроль), Nexus Repository (airgapped artifact registry), Langfuse (LLM tracing/observability), Monitoring (Prometheus/Grafana/Zabbix). Доступ: исключительно DevOps/MLOps через management VLAN/VPN. Пользователи и администраторы не имеют прямого доступа в Management Zone.</w:t>
       </w:r>
     </w:p>
     <w:p>
@@ -579,6 +604,11 @@
     <w:p>
       <w:r>
         <w:t>Перечень сетевых взаимодействий, IP/FQDN, портов и протоколов приведён в Приложении.</w:t>
+      </w:r>
+    </w:p>
+    <w:p>
+      <w:r>
+        <w:t>Весь cross-zone трафик шифруется: mTLS где возможно (сервисная сетка), TLS 1.2+ для всех внешних и межзонных соединений. Data Layer: хранилища данных (MongoDB, PostgreSQL, Qdrant, Redis, MinIO, Elasticsearch) доступны исключительно из внутренней сети, без прямого внешнего exposure; TLS in transit.</w:t>
       </w:r>
     </w:p>
     <w:p/>
@@ -1171,6 +1201,21 @@
         <w:t>Среды DEV, TEST/UAT и PROD разделены на сетевом и инфраструктурном уровнях.</w:t>
       </w:r>
     </w:p>
+    <w:p>
+      <w:r>
+        <w:t>Management Zone изолирована от User Zone и Application Zone. Компоненты Management Zone (GitLab, Nexus, Langfuse, Monitoring) размещены в выделенном сетевом сегменте. Доступ к Management Zone ограничен:</w:t>
+        <w:br/>
+        <w:t xml:space="preserve">  • только DevOps/MLOps через management VLAN и/или VPN;</w:t>
+        <w:br/>
+        <w:t xml:space="preserve">  • Nexus доступен из Application Zone исключительно на pull (образы/пакеты) — без write-доступа;</w:t>
+        <w:br/>
+        <w:t xml:space="preserve">  • Langfuse принимает только исходящие traces от Orchestrator (outbound only из App Zone);</w:t>
+        <w:br/>
+        <w:t xml:space="preserve">  • Monitoring scrapes метрики с хостов — read-only доступ к exposition endpoints;</w:t>
+        <w:br/>
+        <w:t xml:space="preserve">  • GitLab CI/CD runner деплоит в Application Zone через защищённый канал.</w:t>
+      </w:r>
+    </w:p>
     <w:p/>
     <w:p>
       <w:pPr>
@@ -1469,6 +1514,35 @@
     <w:p>
       <w:r>
         <w:t>Мониторинг безопасности осуществляется SOC Банка.</w:t>
+      </w:r>
+    </w:p>
+    <w:p>
+      <w:r>
+        <w:t>Источники логов, передающих события в Log Collector → IBM QRadar SIEM:</w:t>
+        <w:br/>
+        <w:t xml:space="preserve">  • Nginx (access log, error log) → Log Collector;</w:t>
+        <w:br/>
+        <w:t xml:space="preserve">  • Active Directory / SSO → Log Collector (auth events: login, logout, lockout);</w:t>
+        <w:br/>
+        <w:t xml:space="preserve">  • AI UI / Backend (FastAPI application log) → Log Collector;</w:t>
+        <w:br/>
+        <w:t xml:space="preserve">  • Admin Panel → Log Collector;</w:t>
+        <w:br/>
+        <w:t xml:space="preserve">  • Internal API Gateway / Service Mesh → Log Collector;</w:t>
+        <w:br/>
+        <w:t xml:space="preserve">  • LLM Serving (vLLM/TGI/Ollama) → Log Collector;</w:t>
+        <w:br/>
+        <w:t xml:space="preserve">  • GPU nodes (system log) → Log Collector;</w:t>
+        <w:br/>
+        <w:t xml:space="preserve">  • PostgreSQL (pg_audit) → Log Collector;</w:t>
+        <w:br/>
+        <w:t xml:space="preserve">  • MinIO (audit log) → Log Collector;</w:t>
+        <w:br/>
+        <w:t xml:space="preserve">  • Nexus Repository (access log) → Log Collector;</w:t>
+        <w:br/>
+        <w:t xml:space="preserve">  • Langfuse (observability events) → Log Collector;</w:t>
+        <w:br/>
+        <w:t xml:space="preserve">  Log Collector (Filebeat / Fluent Bit / WinLogBeat) → QRadar SIEM по LEEF/Syslog (TLS).</w:t>
       </w:r>
     </w:p>
     <w:p/>
